--- a/brain/machine_artifacts/content/How_Claude_Code_Builds_and_Maintains_deployment_architecture.docx
+++ b/brain/machine_artifacts/content/How_Claude_Code_Builds_and_Maintains_deployment_architecture.docx
@@ -2007,7 +2007,7 @@
     </w:tbl>
     <w:p>
       <w:r>
-        <w:t>Example FindCare huggingface_source_set (from live JSON): copies Code/ConversationalUX/FindCareChat/backend, Code/Shared (includes ops/ unless excluded at copy time), brain/machine_artifacts/content, FrontEndApplicationLib, FindCare, etc. builder.py excludes ops/ from Builder walks but _copy_tree uses the same exclude set — historical BUG-011 surfacing: files[] can list a strict set while subtrees ship more.</w:t>
+        <w:t>Example FindCare huggingface_source_set (from live JSON): copies Code/ConversationalUX/FindCareChat/backend, Code/Shared (includes ops/ unless excluded at copy time), brain/machine_artifacts/content, ChatHealthyLib, FindCare, etc. builder.py excludes ops/ from Builder walks but _copy_tree uses the same exclude set — historical BUG-011 surfacing: files[] can list a strict set while subtrees ship more.</w:t>
       </w:r>
     </w:p>
     <w:p>
